--- a/reports/ksp/grade10/grade10-week28-ksp.docx
+++ b/reports/ksp/grade10/grade10-week28-ksp.docx
@@ -249,7 +249,7 @@
           </w:tcPr>
           <w:p>
             <w:r>
-              <w:t>Web Programming</w:t>
+              <w:t>Align Elements with CSS (Part 1), Align Elements with CSS (Part 2)</w:t>
             </w:r>
           </w:p>
         </w:tc>
@@ -288,7 +288,7 @@
           </w:tcPr>
           <w:p>
             <w:r>
-              <w:t>Explain the core concepts of Web Programming using correct terminology. Identify key components, roles, or stages related to Web Programming. Analyze a real-world example where Web Programming is applied. Compare two representations or approaches within Web Programming. Apply Web Programming concepts to a short practical task or scenario.</w:t>
+              <w:t>Explain the core concepts of Align Elements with CSS (Part 1), Align Elements with CSS (Part 2) using correct terminology. Identify key components, roles, or stages related to Align Elements with CSS (Part 1), Align Elements with CSS (Part 2). Analyze a real-world example where Align Elements with CSS (Part 1), Align Elements with CSS (Part 2) is applied. Compare two representations or approaches within Align Elements with CSS (Part 1), Align Elements with CSS (Part 2). Apply Align Elements with CSS (Part 1), Align Elements with CSS (Part 2) concepts to a short practical task or scenario.</w:t>
             </w:r>
           </w:p>
         </w:tc>
@@ -327,7 +327,7 @@
           </w:tcPr>
           <w:p>
             <w:r>
-              <w:t>Students will be able to: Explain the core concepts of Web Programming using correct terminology. Identify key components, roles, or stages related to Web Programming. Analyze a real-world example where Web Programming is applied. Compare two representations or approaches within Web Programming. Apply Web Programming concepts to a short practical task or scenario.</w:t>
+              <w:t>Students will be able to: Explain the core concepts of Align Elements with CSS (Part 1), Align Elements with CSS (Part 2) using correct terminology. Identify key components, roles, or stages related to Align Elements with CSS (Part 1), Align Elements with CSS (Part 2). Analyze a real-world example where Align Elements with CSS (Part 1), Align Elements with CSS (Part 2) is applied. Compare two representations or approaches within Align Elements with CSS (Part 1), Align Elements with CSS (Part 2). Apply Align Elements with CSS (Part 1), Align Elements with CSS (Part 2) concepts to a short practical task or scenario.</w:t>
             </w:r>
           </w:p>
         </w:tc>
@@ -366,7 +366,7 @@
           </w:tcPr>
           <w:p>
             <w:r>
-              <w:t>Uses technical vocabulary accurately in explanations. Identifies correct components or stages of Web Programming. Provides a valid real-world example and justification. Completes the practice task with clear reasoning.</w:t>
+              <w:t>Uses technical vocabulary accurately in explanations. Identifies correct components or stages of Align Elements with CSS (Part 1), Align Elements with CSS (Part 2). Provides a valid real-world example and justification. Completes the practice task with clear reasoning.</w:t>
             </w:r>
           </w:p>
         </w:tc>
@@ -531,7 +531,7 @@
           </w:tcPr>
           <w:p>
             <w:r>
-              <w:t>Organizational stage (5 min): Starter: Present a short real-world case related to Web Programming (news, product, or school system). Ask guiding questions to activate prior knowledge. Teacher: Define Web Programming and outline the lesson goals. Students: Share what they already know or have used.</w:t>
+              <w:t>Organizational stage (5 min): Starter: Present a short real-world case related to Align Elements with CSS (Part 1), Align Elements with CSS (Part 2) (news, product, or school system). Ask guiding questions to activate prior knowledge. Teacher: Define Align Elements with CSS (Part 1), Align Elements with CSS (Part 2) and outline the lesson goals. Students: Share what they already know or have used.</w:t>
             </w:r>
           </w:p>
         </w:tc>
@@ -628,7 +628,7 @@
           </w:tcPr>
           <w:p>
             <w:r>
-              <w:t>New material (30 min): Explain the main concepts and components of Web Programming with a clear diagram. Show a real-world example and map it to the concepts. Discuss advantages, limitations, or common issues. Teacher: Model a simple analysis or walkthrough. Students: Take notes and answer quick concept checks. Case task: Students analyze a short scenario and identify how Web Programming is used. Small group: Build a mini summary (3-4 bullet points) of key ideas. Teacher: Provide feedback and clarify misconceptions.</w:t>
+              <w:t>New material (30 min): Explain the main concepts and components of Align Elements with CSS (Part 1), Align Elements with CSS (Part 2) with a clear diagram. Show a real-world example and map it to the concepts. Discuss advantages, limitations, or common issues. Teacher: Model a simple analysis or walkthrough. Students: Take notes and answer quick concept checks. Case task: Students analyze a short scenario and identify how Align Elements with CSS (Part 1), Align Elements with CSS (Part 2) is used. Small group: Build a mini summary (3-4 bullet points) of key ideas. Teacher: Provide feedback and clarify misconceptions.</w:t>
             </w:r>
           </w:p>
         </w:tc>
@@ -752,7 +752,7 @@
           </w:tcPr>
           <w:p>
             <w:r>
-              <w:t>Reflection (10 min): Which concept was most challenging for students? Which example worked best to explain Web Programming? What should be improved for the next lesson?</w:t>
+              <w:t>Reflection (10 min): Which concept was most challenging for students? Which example worked best to explain Align Elements with CSS (Part 1), Align Elements with CSS (Part 2)? What should be improved for the next lesson?</w:t>
             </w:r>
           </w:p>
         </w:tc>
@@ -768,7 +768,7 @@
           </w:tcPr>
           <w:p>
             <w:r>
-              <w:t>Find a real-world case where Web Programming is used and write a 150-200 word summary. Create a one-page study sheet with definitions, components, and one diagram of Web Programming.</w:t>
+              <w:t>Find a real-world case where Align Elements with CSS (Part 1), Align Elements with CSS (Part 2) is used and write a 150-200 word summary. Create a one-page study sheet with definitions, components, and one diagram of Align Elements with CSS (Part 1), Align Elements with CSS (Part 2).</w:t>
             </w:r>
           </w:p>
         </w:tc>
